--- a/companies/calderwood-partners/Engagements/Carroll, Merritt and Williams/Meeting Minutes 2019-09-04 - Carroll, Merritt and Williams - DRAFT.docx
+++ b/companies/calderwood-partners/Engagements/Carroll, Merritt and Williams/Meeting Minutes 2019-09-04 - Carroll, Merritt and Williams - DRAFT.docx
@@ -11,8 +11,16 @@
       </w:r>
     </w:p>
     <w:p>
+      <w:pPr>
+        <w:pStyle w:val="Heading1"/>
+      </w:pPr>
       <w:r>
-        <w:t>Minutes of the working session on the customer retention program for Carroll, Merritt and Williams, held at the client's offices. Recorded by Mary Parker.</w:t>
+        <w:t>Working Session -- Customer Retention Program for Carroll, Merritt and Williams</w:t>
+      </w:r>
+    </w:p>
+    <w:p>
+      <w:r>
+        <w:t>These minutes record a working session held to take stock of where the retention analysis stands as we come up on the midpoint of the engagement. We had reached the point where the churn data could finally speak for itself, and the session was given over less to gathering than to hearing what the data says and agreeing what we do about it. What follows sets down who was present, what we discussed, and the actions each of us left with.</w:t>
       </w:r>
     </w:p>
     <w:p>
@@ -28,7 +36,7 @@
         <w:pStyle w:val="ListBullet"/>
       </w:pPr>
       <w:r>
-        <w:t>Deborah Jimenez, Engagement Manager</w:t>
+        <w:t>Deborah Jimenez, Engagement Manager, Calderwood Partners</w:t>
       </w:r>
     </w:p>
     <w:p>
@@ -36,7 +44,7 @@
         <w:pStyle w:val="ListBullet"/>
       </w:pPr>
       <w:r>
-        <w:t>Mary Parker, Research Associate</w:t>
+        <w:t>Mary Parker, Research Associate, Calderwood Partners</w:t>
       </w:r>
     </w:p>
     <w:p>
@@ -48,28 +56,16 @@
       </w:r>
     </w:p>
     <w:p>
+      <w:pPr>
+        <w:pStyle w:val="Heading2"/>
+      </w:pPr>
       <w:r>
-        <w:t>We met to walk Joseph Wallace through where the retention baseline landed and to settle two definitions that had been left open since kickoff. We are far enough in to put firm numbers against who is leaving and what it costs; we are not yet at the point of recommending what to do about it, which Deborah Jimenez said plainly at the start so that nothing today would be read as a conclusion.</w:t>
+        <w:t>What the churn data shows</w:t>
       </w:r>
     </w:p>
     <w:p>
       <w:r>
-        <w:t>I presented the baseline. Measured on the reconciled billing and CRM records, the picture holds together and ties back to the client's own revenue for the period. The losses concentrate in a way the room had half expected: the newest customers leave at a much higher rate than the established ones, and a small number of mid-sized accounts carry a disproportionate share of the revenue at risk. Deborah Jimenez and I kept the confirmed figures apart from the two segments still being cleaned, and nothing discussed today rests on the segments that remain open.</w:t>
-      </w:r>
-    </w:p>
-    <w:p>
-      <w:r>
-        <w:t>The first definition we settled was what counts as a lost customer. The client's finance team counts an account gone when it is closed in billing; the sales team counts it gone when the account manager marks it dead, which often comes months earlier. We agreed to report both, with the billing definition as the headline and the sales definition as an early read, so that each team sees its own number and the gap between them.</w:t>
-      </w:r>
-    </w:p>
-    <w:p>
-      <w:r>
-        <w:t>The second was how to treat customers who leave and later return. Joseph Wallace's view was that a customer who comes back within a year was never truly lost, and on the numbers he is mostly right; those returns are common enough to move the rate. We agreed to net them out of the headline churn and to track them on their own, because the win-back pattern is worth understanding in its own right.</w:t>
-      </w:r>
-    </w:p>
-    <w:p>
-      <w:r>
-        <w:t>We also began the reasons-for-loss work. The interviews with lost accounts are underway, and the early ones point less at price than at service response times on the accounts that left. I flagged this as a working read rather than a finding; we have spoken to only a handful of accounts, and the sample is too thin to lean on. Deborah Jimenez asked that we weight the remaining interviews toward the mid-sized accounts that carry the revenue at risk, and Joseph Wallace agreed to open the account managers' calendars to us.</w:t>
+        <w:t>We walked through the first complete read of the leaving pattern. The finding that shaped the rest of the discussion is that the losses are not spread evenly across the book; they cluster in the mid-tier accounts in the second year of the relationship, and they cluster around a small number of service failures rather than around price. Joseph Wallace confirmed that this squares with what his commercial team has felt but never had the numbers to show. We agreed that having the pattern in hard figures changes the conversation from anecdote to evidence, and that the program should aim squarely at that second-year, mid-tier band.</w:t>
       </w:r>
     </w:p>
     <w:p>
@@ -77,7 +73,57 @@
         <w:pStyle w:val="Heading2"/>
       </w:pPr>
       <w:r>
-        <w:t>What we agreed to do</w:t>
+        <w:t>The test Joseph Wallace set for us</w:t>
+      </w:r>
+    </w:p>
+    <w:p>
+      <w:r>
+        <w:t>Joseph Wallace was clear about the standard the program has to meet. He has seen retention pushes that ran on goodwill and a spreadsheet and quietly lapsed the moment the consultants left, and he does not want another. Whatever we design has to be something his own account managers can carry inside their ordinary week, without a specialist in the room to keep it alive. We agreed to weigh every option against that test from the outset, so that a clever program his people cannot sustain does not count as a candidate, and to describe each option in terms of what it asks those managers to do differently.</w:t>
+      </w:r>
+    </w:p>
+    <w:p>
+      <w:pPr>
+        <w:pStyle w:val="Heading2"/>
+      </w:pPr>
+      <w:r>
+        <w:t>Where we still have gaps</w:t>
+      </w:r>
+    </w:p>
+    <w:p>
+      <w:r>
+        <w:t>Two gaps remain before the analysis can carry recommendations. The renewal-date history for a stretch of the mid-tier accounts is still incomplete, which keeps us from timing any intervention precisely; and we have not yet heard directly from enough departed customers to be sure the service-failure reading holds from their side and not only from the company's. Deborah Jimenez noted that both are closable inside the next few weeks and that neither puts the timeline at risk.</w:t>
+      </w:r>
+    </w:p>
+    <w:p>
+      <w:pPr>
+        <w:pStyle w:val="Heading2"/>
+      </w:pPr>
+      <w:r>
+        <w:t>Actions</w:t>
+      </w:r>
+    </w:p>
+    <w:p>
+      <w:pPr>
+        <w:pStyle w:val="ListBullet"/>
+      </w:pPr>
+      <w:r>
+        <w:t>1. Mary Parker to complete the departed-customer interviews and reconcile what they say against the service-failure reading, within two weeks.</w:t>
+      </w:r>
+    </w:p>
+    <w:p>
+      <w:pPr>
+        <w:pStyle w:val="ListBullet"/>
+      </w:pPr>
+      <w:r>
+        <w:t>2. Joseph Wallace to have his team supply the outstanding renewal-date history for the mid-tier accounts, within one week.</w:t>
+      </w:r>
+    </w:p>
+    <w:p>
+      <w:pPr>
+        <w:pStyle w:val="ListBullet"/>
+      </w:pPr>
+      <w:r>
+        <w:t>3. Deborah Jimenez to draft the shape of the retention options once the two items above are in, for review at the next session.</w:t>
       </w:r>
     </w:p>
     <w:sectPr>
